--- a/4-质量管理/运行记录类文件/HFSJ-ITSS-0410-2025年度内审检查表.docx
+++ b/4-质量管理/运行记录类文件/HFSJ-ITSS-0410-2025年度内审检查表.docx
@@ -4186,8 +4186,10 @@
                 <w:rFonts w:hint="eastAsia"/>
                 <w:lang w:eastAsia="zh-CN"/>
               </w:rPr>
-              <w:t>黄正宇胡</w:t>
-            </w:r>
+              <w:t>黄正宇</w:t>
+            </w:r>
+            <w:bookmarkStart w:id="1" w:name="_GoBack"/>
+            <w:bookmarkEnd w:id="1"/>
           </w:p>
         </w:tc>
       </w:tr>
@@ -6068,7 +6070,7 @@
                 <w:rFonts w:hint="eastAsia"/>
                 <w:lang w:eastAsia="zh-CN"/>
               </w:rPr>
-              <w:t>黄正宇胡</w:t>
+              <w:t>黄正宇</w:t>
             </w:r>
           </w:p>
         </w:tc>
@@ -7365,7 +7367,7 @@
                 <w:rFonts w:hint="eastAsia"/>
                 <w:lang w:eastAsia="zh-CN"/>
               </w:rPr>
-              <w:t>黄正宇胡</w:t>
+              <w:t>黄正宇</w:t>
             </w:r>
           </w:p>
         </w:tc>
@@ -7439,6 +7441,12 @@
             <w:insideH w:val="single" w:color="000000" w:sz="8" w:space="0"/>
             <w:insideV w:val="single" w:color="000000" w:sz="8" w:space="0"/>
           </w:tblBorders>
+          <w:tblCellMar>
+            <w:top w:w="0" w:type="dxa"/>
+            <w:left w:w="0" w:type="dxa"/>
+            <w:bottom w:w="0" w:type="dxa"/>
+            <w:right w:w="0" w:type="dxa"/>
+          </w:tblCellMar>
         </w:tblPrEx>
         <w:trPr>
           <w:trHeight w:val="515" w:hRule="atLeast"/>
@@ -8752,7 +8760,7 @@
                 <w:rFonts w:hint="eastAsia"/>
                 <w:lang w:eastAsia="zh-CN"/>
               </w:rPr>
-              <w:t>黄正宇胡</w:t>
+              <w:t>黄正宇</w:t>
             </w:r>
           </w:p>
         </w:tc>
@@ -11884,12 +11892,6 @@
             <w:insideH w:val="single" w:color="000000" w:sz="8" w:space="0"/>
             <w:insideV w:val="single" w:color="000000" w:sz="8" w:space="0"/>
           </w:tblBorders>
-          <w:tblCellMar>
-            <w:top w:w="0" w:type="dxa"/>
-            <w:left w:w="0" w:type="dxa"/>
-            <w:bottom w:w="0" w:type="dxa"/>
-            <w:right w:w="0" w:type="dxa"/>
-          </w:tblCellMar>
         </w:tblPrEx>
         <w:trPr>
           <w:trHeight w:val="575" w:hRule="atLeast"/>
@@ -14857,8 +14859,6 @@
               </w:rPr>
               <w:t>年度</w:t>
             </w:r>
-            <w:bookmarkStart w:id="1" w:name="_GoBack"/>
-            <w:bookmarkEnd w:id="1"/>
             <w:r>
               <w:rPr>
                 <w:rFonts w:hint="eastAsia"/>
@@ -18676,7 +18676,7 @@
                 <w:spacing w:val="7"/>
                 <w:lang w:eastAsia="zh-CN"/>
               </w:rPr>
-              <w:t>研发部经理：黄正宇胡</w:t>
+              <w:t>研发部经理：黄正宇</w:t>
             </w:r>
           </w:p>
         </w:tc>
@@ -19217,7 +19217,7 @@
                 <w:spacing w:val="7"/>
                 <w:lang w:eastAsia="zh-CN"/>
               </w:rPr>
-              <w:t>研发部经理：黄正宇胡</w:t>
+              <w:t>研发部经理：黄正宇</w:t>
             </w:r>
           </w:p>
         </w:tc>
@@ -19619,7 +19619,7 @@
                 <w:spacing w:val="6"/>
                 <w:lang w:eastAsia="zh-CN"/>
               </w:rPr>
-              <w:t>研发部经理：黄正宇胡</w:t>
+              <w:t>研发部经理：黄正宇</w:t>
             </w:r>
           </w:p>
         </w:tc>
